--- a/2020年/2020年9月中国电子学会软件编程图形化等级考试1级.docx
+++ b/2020年/2020年9月中国电子学会软件编程图形化等级考试1级.docx
@@ -1,29 +1,5 @@
 
-<file path=docProps\app.xml><?xml version="1.0" encoding="utf-8"?>
-<Properties xmlns:vt="http://schemas.openxmlformats.org/officeDocument/2006/docPropsVTypes" xmlns="http://schemas.openxmlformats.org/officeDocument/2006/extended-properties">
-  <Application>NPOI</Application>
-</Properties>
-</file>
-
-<file path=docProps\core.xml><?xml version="1.0" encoding="utf-8"?>
-<coreProperties xmlns:cp="http://schemas.openxmlformats.org/package/2006/metadata/core-properties" xmlns:dc="http://purl.org/dc/elements/1.1/" xmlns:dcterms="http://purl.org/dc/terms/" xmlns:xsi="http://www.w3.org/2001/XMLSchema-instance" xmlns="http://schemas.openxmlformats.org/package/2006/metadata/core-properties">
-  <dcterms:created xsi:type="dcterms:W3CDTF">2020-10-21T14:55:34Z</dcterms:created>
-  <dc:creator>NPOI</dc:creator>
-</coreProperties>
-</file>
-
-<file path=docProps\custom.xml><?xml version="1.0" encoding="utf-8"?>
-<q1:Properties xmlns:vt="http://schemas.openxmlformats.org/officeDocument/2006/docPropsVTypes" xmlns="http://schemas.openxmlformats.org/spreadsheetml/2006/main" xmlns:q1="http://schemas.openxmlformats.org/officeDocument/2006/custom-properties">
-  <q1:property fmtid="{D5CDD505-2E9C-101B-9397-08002B2CF9AE}" pid="2" name="Generator">
-    <vt:lpwstr>NPOI</vt:lpwstr>
-  </q1:property>
-  <q1:property fmtid="{D5CDD505-2E9C-101B-9397-08002B2CF9AE}" pid="3" name="Generator Version">
-    <vt:lpwstr>2.1.1</vt:lpwstr>
-  </q1:property>
-</q1:Properties>
-</file>
-
-<file path=word\document.xml><?xml version="1.0" encoding="utf-8"?>
+<file path=word/document.xml><?xml version="1.0" encoding="utf-8"?>
 <w:document xmlns:w="http://schemas.openxmlformats.org/wordprocessingml/2006/main" xmlns:r="http://schemas.openxmlformats.org/officeDocument/2006/relationships" xmlns:wp="http://schemas.openxmlformats.org/drawingml/2006/wordprocessingDrawing" xmlns:a="http://schemas.openxmlformats.org/drawingml/2006/main" xmlns:pic="http://schemas.openxmlformats.org/drawingml/2006/picture">
   <w:body>
     <w:p>
@@ -2739,23 +2715,23 @@
         </w:rPr>
         <w:drawing>
           <wp:inline distT="0" distB="0" distL="0" distR="0">
-            <wp:extent cx="3132000" cy="1905000"/>
+            <wp:extent cx="1440000" cy="1076400"/>
             <wp:effectExtent l="0" t="0" r="0" b="0"/>
-            <wp:docPr id="124" name="Picture 124" descr="image"/>
+            <wp:docPr id="208" name="Picture 208" descr="image"/>
             <wp:cNvGraphicFramePr>
-              <a:graphicFrameLocks xmlns:a="http://schemas.openxmlformats.org/drawingml/2006/main" noChangeAspect="1"/>
+              <a:graphicFrameLocks noChangeAspect="1"/>
             </wp:cNvGraphicFramePr>
-            <a:graphic xmlns:a="http://schemas.openxmlformats.org/drawingml/2006/main">
+            <a:graphic>
               <a:graphicData uri="http://schemas.openxmlformats.org/drawingml/2006/picture">
-                <pic:pic xmlns:pic="http://schemas.openxmlformats.org/drawingml/2006/picture">
+                <pic:pic>
                   <pic:nvPicPr>
-                    <pic:cNvPr id="124" name="Picture 124" descr="image"/>
+                    <pic:cNvPr id="208" name="Picture 208" descr="image"/>
                     <pic:cNvPicPr>
                       <a:picLocks noChangeAspect="1"/>
                     </pic:cNvPicPr>
                   </pic:nvPicPr>
                   <pic:blipFill>
-                    <a:blip r:embed="rId23|rId24"/>
+                    <a:blip r:embed="rId23"/>
                     <a:stretch>
                       <a:fillRect/>
                     </a:stretch>
@@ -2763,7 +2739,44 @@
                   <pic:spPr>
                     <a:xfrm>
                       <a:off x="0" y="0"/>
-                      <a:ext cx="3132000" cy="1905000"/>
+                      <a:ext cx="1440000" cy="1076400"/>
+                    </a:xfrm>
+                    <a:prstGeom prst="rect">
+                      <a:avLst/>
+                    </a:prstGeom>
+                  </pic:spPr>
+                </pic:pic>
+              </a:graphicData>
+            </a:graphic>
+          </wp:inline>
+        </w:drawing>
+        <w:drawing>
+          <wp:inline distT="0" distB="0" distL="0" distR="0">
+            <wp:extent cx="1108800" cy="576000"/>
+            <wp:effectExtent l="0" t="0" r="0" b="0"/>
+            <wp:docPr id="209" name="Picture 209" descr="image"/>
+            <wp:cNvGraphicFramePr>
+              <a:graphicFrameLocks noChangeAspect="1"/>
+            </wp:cNvGraphicFramePr>
+            <a:graphic>
+              <a:graphicData uri="http://schemas.openxmlformats.org/drawingml/2006/picture">
+                <pic:pic>
+                  <pic:nvPicPr>
+                    <pic:cNvPr id="209" name="Picture 209" descr="image"/>
+                    <pic:cNvPicPr>
+                      <a:picLocks noChangeAspect="1"/>
+                    </pic:cNvPicPr>
+                  </pic:nvPicPr>
+                  <pic:blipFill>
+                    <a:blip r:embed="rId24"/>
+                    <a:stretch>
+                      <a:fillRect/>
+                    </a:stretch>
+                  </pic:blipFill>
+                  <pic:spPr>
+                    <a:xfrm>
+                      <a:off x="0" y="0"/>
+                      <a:ext cx="1108800" cy="576000"/>
                     </a:xfrm>
                     <a:prstGeom prst="rect">
                       <a:avLst/>
@@ -3217,23 +3230,23 @@
         </w:rPr>
         <w:drawing>
           <wp:inline distT="0" distB="0" distL="0" distR="0">
-            <wp:extent cx="3132000" cy="1905000"/>
+            <wp:extent cx="468000" cy="547200"/>
             <wp:effectExtent l="0" t="0" r="0" b="0"/>
-            <wp:docPr id="129" name="Picture 129" descr="image"/>
+            <wp:docPr id="210" name="Picture 210" descr="image"/>
             <wp:cNvGraphicFramePr>
-              <a:graphicFrameLocks xmlns:a="http://schemas.openxmlformats.org/drawingml/2006/main" noChangeAspect="1"/>
+              <a:graphicFrameLocks noChangeAspect="1"/>
             </wp:cNvGraphicFramePr>
-            <a:graphic xmlns:a="http://schemas.openxmlformats.org/drawingml/2006/main">
+            <a:graphic>
               <a:graphicData uri="http://schemas.openxmlformats.org/drawingml/2006/picture">
-                <pic:pic xmlns:pic="http://schemas.openxmlformats.org/drawingml/2006/picture">
+                <pic:pic>
                   <pic:nvPicPr>
-                    <pic:cNvPr id="129" name="Picture 129" descr="image"/>
+                    <pic:cNvPr id="210" name="Picture 210" descr="image"/>
                     <pic:cNvPicPr>
                       <a:picLocks noChangeAspect="1"/>
                     </pic:cNvPicPr>
                   </pic:nvPicPr>
                   <pic:blipFill>
-                    <a:blip r:embed="rId29|rId30|rId31"/>
+                    <a:blip r:embed="rId29"/>
                     <a:stretch>
                       <a:fillRect/>
                     </a:stretch>
@@ -3241,7 +3254,81 @@
                   <pic:spPr>
                     <a:xfrm>
                       <a:off x="0" y="0"/>
-                      <a:ext cx="3132000" cy="1905000"/>
+                      <a:ext cx="468000" cy="547200"/>
+                    </a:xfrm>
+                    <a:prstGeom prst="rect">
+                      <a:avLst/>
+                    </a:prstGeom>
+                  </pic:spPr>
+                </pic:pic>
+              </a:graphicData>
+            </a:graphic>
+          </wp:inline>
+        </w:drawing>
+        <w:drawing>
+          <wp:inline distT="0" distB="0" distL="0" distR="0">
+            <wp:extent cx="648000" cy="547200"/>
+            <wp:effectExtent l="0" t="0" r="0" b="0"/>
+            <wp:docPr id="211" name="Picture 211" descr="image"/>
+            <wp:cNvGraphicFramePr>
+              <a:graphicFrameLocks noChangeAspect="1"/>
+            </wp:cNvGraphicFramePr>
+            <a:graphic>
+              <a:graphicData uri="http://schemas.openxmlformats.org/drawingml/2006/picture">
+                <pic:pic>
+                  <pic:nvPicPr>
+                    <pic:cNvPr id="211" name="Picture 211" descr="image"/>
+                    <pic:cNvPicPr>
+                      <a:picLocks noChangeAspect="1"/>
+                    </pic:cNvPicPr>
+                  </pic:nvPicPr>
+                  <pic:blipFill>
+                    <a:blip r:embed="rId30"/>
+                    <a:stretch>
+                      <a:fillRect/>
+                    </a:stretch>
+                  </pic:blipFill>
+                  <pic:spPr>
+                    <a:xfrm>
+                      <a:off x="0" y="0"/>
+                      <a:ext cx="648000" cy="547200"/>
+                    </a:xfrm>
+                    <a:prstGeom prst="rect">
+                      <a:avLst/>
+                    </a:prstGeom>
+                  </pic:spPr>
+                </pic:pic>
+              </a:graphicData>
+            </a:graphic>
+          </wp:inline>
+        </w:drawing>
+        <w:drawing>
+          <wp:inline distT="0" distB="0" distL="0" distR="0">
+            <wp:extent cx="640800" cy="543600"/>
+            <wp:effectExtent l="0" t="0" r="0" b="0"/>
+            <wp:docPr id="212" name="Picture 212" descr="image"/>
+            <wp:cNvGraphicFramePr>
+              <a:graphicFrameLocks noChangeAspect="1"/>
+            </wp:cNvGraphicFramePr>
+            <a:graphic>
+              <a:graphicData uri="http://schemas.openxmlformats.org/drawingml/2006/picture">
+                <pic:pic>
+                  <pic:nvPicPr>
+                    <pic:cNvPr id="212" name="Picture 212" descr="image"/>
+                    <pic:cNvPicPr>
+                      <a:picLocks noChangeAspect="1"/>
+                    </pic:cNvPicPr>
+                  </pic:nvPicPr>
+                  <pic:blipFill>
+                    <a:blip r:embed="rId31"/>
+                    <a:stretch>
+                      <a:fillRect/>
+                    </a:stretch>
+                  </pic:blipFill>
+                  <pic:spPr>
+                    <a:xfrm>
+                      <a:off x="0" y="0"/>
+                      <a:ext cx="640800" cy="543600"/>
                     </a:xfrm>
                     <a:prstGeom prst="rect">
                       <a:avLst/>
@@ -8352,23 +8439,23 @@
         </w:rPr>
         <w:drawing>
           <wp:inline distT="0" distB="0" distL="0" distR="0">
-            <wp:extent cx="3132000" cy="2857500"/>
+            <wp:extent cx="450000" cy="1440000"/>
             <wp:effectExtent l="0" t="0" r="0" b="0"/>
-            <wp:docPr id="180" name="Picture 180" descr="image"/>
+            <wp:docPr id="213" name="Picture 213" descr="image"/>
             <wp:cNvGraphicFramePr>
-              <a:graphicFrameLocks xmlns:a="http://schemas.openxmlformats.org/drawingml/2006/main" noChangeAspect="1"/>
+              <a:graphicFrameLocks noChangeAspect="1"/>
             </wp:cNvGraphicFramePr>
-            <a:graphic xmlns:a="http://schemas.openxmlformats.org/drawingml/2006/main">
+            <a:graphic>
               <a:graphicData uri="http://schemas.openxmlformats.org/drawingml/2006/picture">
-                <pic:pic xmlns:pic="http://schemas.openxmlformats.org/drawingml/2006/picture">
+                <pic:pic>
                   <pic:nvPicPr>
-                    <pic:cNvPr id="180" name="Picture 180" descr="image"/>
+                    <pic:cNvPr id="213" name="Picture 213" descr="image"/>
                     <pic:cNvPicPr>
                       <a:picLocks noChangeAspect="1"/>
                     </pic:cNvPicPr>
                   </pic:nvPicPr>
                   <pic:blipFill>
-                    <a:blip r:embed="rId82|rId83"/>
+                    <a:blip r:embed="rId82"/>
                     <a:stretch>
                       <a:fillRect/>
                     </a:stretch>
@@ -8376,7 +8463,44 @@
                   <pic:spPr>
                     <a:xfrm>
                       <a:off x="0" y="0"/>
-                      <a:ext cx="3132000" cy="2857500"/>
+                      <a:ext cx="450000" cy="1440000"/>
+                    </a:xfrm>
+                    <a:prstGeom prst="rect">
+                      <a:avLst/>
+                    </a:prstGeom>
+                  </pic:spPr>
+                </pic:pic>
+              </a:graphicData>
+            </a:graphic>
+          </wp:inline>
+        </w:drawing>
+        <w:drawing>
+          <wp:inline distT="0" distB="0" distL="0" distR="0">
+            <wp:extent cx="1047600" cy="1440000"/>
+            <wp:effectExtent l="0" t="0" r="0" b="0"/>
+            <wp:docPr id="214" name="Picture 214" descr="image"/>
+            <wp:cNvGraphicFramePr>
+              <a:graphicFrameLocks noChangeAspect="1"/>
+            </wp:cNvGraphicFramePr>
+            <a:graphic>
+              <a:graphicData uri="http://schemas.openxmlformats.org/drawingml/2006/picture">
+                <pic:pic>
+                  <pic:nvPicPr>
+                    <pic:cNvPr id="214" name="Picture 214" descr="image"/>
+                    <pic:cNvPicPr>
+                      <a:picLocks noChangeAspect="1"/>
+                    </pic:cNvPicPr>
+                  </pic:nvPicPr>
+                  <pic:blipFill>
+                    <a:blip r:embed="rId83"/>
+                    <a:stretch>
+                      <a:fillRect/>
+                    </a:stretch>
+                  </pic:blipFill>
+                  <pic:spPr>
+                    <a:xfrm>
+                      <a:off x="0" y="0"/>
+                      <a:ext cx="1047600" cy="1440000"/>
                     </a:xfrm>
                     <a:prstGeom prst="rect">
                       <a:avLst/>
@@ -10009,23 +10133,23 @@
         </w:rPr>
         <w:drawing>
           <wp:inline distT="0" distB="0" distL="0" distR="0">
-            <wp:extent cx="3132000" cy="2857500"/>
+            <wp:extent cx="187200" cy="190800"/>
             <wp:effectExtent l="0" t="0" r="0" b="0"/>
-            <wp:docPr id="194" name="Picture 194" descr="image"/>
+            <wp:docPr id="215" name="Picture 215" descr="image"/>
             <wp:cNvGraphicFramePr>
-              <a:graphicFrameLocks xmlns:a="http://schemas.openxmlformats.org/drawingml/2006/main" noChangeAspect="1"/>
+              <a:graphicFrameLocks noChangeAspect="1"/>
             </wp:cNvGraphicFramePr>
-            <a:graphic xmlns:a="http://schemas.openxmlformats.org/drawingml/2006/main">
+            <a:graphic>
               <a:graphicData uri="http://schemas.openxmlformats.org/drawingml/2006/picture">
-                <pic:pic xmlns:pic="http://schemas.openxmlformats.org/drawingml/2006/picture">
+                <pic:pic>
                   <pic:nvPicPr>
-                    <pic:cNvPr id="194" name="Picture 194" descr="image"/>
+                    <pic:cNvPr id="215" name="Picture 215" descr="image"/>
                     <pic:cNvPicPr>
                       <a:picLocks noChangeAspect="1"/>
                     </pic:cNvPicPr>
                   </pic:nvPicPr>
                   <pic:blipFill>
-                    <a:blip r:embed="rId97|rId98"/>
+                    <a:blip r:embed="rId97"/>
                     <a:stretch>
                       <a:fillRect/>
                     </a:stretch>
@@ -10033,7 +10157,7 @@
                   <pic:spPr>
                     <a:xfrm>
                       <a:off x="0" y="0"/>
-                      <a:ext cx="3132000" cy="2857500"/>
+                      <a:ext cx="187200" cy="190800"/>
                     </a:xfrm>
                     <a:prstGeom prst="rect">
                       <a:avLst/>
@@ -10044,125 +10168,25 @@
             </a:graphic>
           </wp:inline>
         </w:drawing>
-      </w:r>
-    </w:p>
-    <w:p>
-      <w:pPr>
-        <w:keepNext/>
-        <w:spacing w:before="40" w:after="30" w:line="300" w:lineRule="auto"/>
-        <w:ind w:left="0" w:right="0" w:firstLine="0"/>
-        <w:jc w:val="left"/>
-        <w:rPr>
-          <w:rFonts w:ascii="Times New Roman" w:hAnsi="Times New Roman" w:eastAsia="宋体" w:cs="Times New Roman"/>
-          <w:kern w:val="0"/>
-          <w:sz w:val="21"/>
-          <w:szCs w:val="21"/>
-        </w:rPr>
-      </w:pPr>
-      <w:r>
-        <w:rPr>
-          <w:rFonts w:ascii="Times New Roman" w:hAnsi="Times New Roman" w:eastAsia="宋体" w:cs="Times New Roman"/>
-          <w:kern w:val="0"/>
-          <w:sz w:val="21"/>
-          <w:szCs w:val="21"/>
-        </w:rPr>
-        <w:t xml:space="preserve">图1&amp;nbsp; &amp;nbsp;图2</w:t>
-      </w:r>
-    </w:p>
-    <w:p>
-      <w:pPr>
-        <w:spacing w:before="0" w:after="0" w:line="300" w:lineRule="auto"/>
-        <w:rPr>
-          <w:rFonts w:ascii="Times New Roman" w:hAnsi="Times New Roman" w:eastAsia="宋体" w:cs="Times New Roman"/>
-          <w:kern w:val="0"/>
-          <w:sz w:val="12"/>
-          <w:szCs w:val="12"/>
-        </w:rPr>
-      </w:pPr>
-    </w:p>
-    <w:p>
-      <w:pPr>
-        <w:keepNext/>
-        <w:spacing w:before="40" w:after="30" w:line="300" w:lineRule="auto"/>
-        <w:ind w:left="0" w:right="0" w:firstLine="0"/>
-        <w:jc w:val="left"/>
-        <w:rPr>
-          <w:rFonts w:ascii="Times New Roman" w:hAnsi="Times New Roman" w:eastAsia="宋体" w:cs="Times New Roman"/>
-          <w:kern w:val="0"/>
-          <w:sz w:val="21"/>
-          <w:szCs w:val="21"/>
-        </w:rPr>
-      </w:pPr>
-      <w:r>
-        <w:rPr>
-          <w:rFonts w:ascii="Times New Roman" w:hAnsi="Times New Roman" w:eastAsia="宋体" w:cs="Times New Roman"/>
-          <w:kern w:val="0"/>
-          <w:sz w:val="21"/>
-          <w:szCs w:val="21"/>
-        </w:rPr>
-        <w:t xml:space="preserve">28．下面舞台的程序可以播放“Dance Around”这首音乐。（ ）</w:t>
-      </w:r>
-    </w:p>
-    <w:p>
-      <w:pPr>
-        <w:keepNext/>
-        <w:spacing w:before="40" w:after="30" w:line="300" w:lineRule="auto"/>
-        <w:ind w:left="0" w:right="0" w:firstLine="0"/>
-        <w:jc w:val="left"/>
-        <w:rPr>
-          <w:rFonts w:ascii="Times New Roman" w:hAnsi="Times New Roman" w:eastAsia="宋体" w:cs="Times New Roman"/>
-          <w:kern w:val="0"/>
-          <w:sz w:val="21"/>
-          <w:szCs w:val="21"/>
-        </w:rPr>
-      </w:pPr>
-      <w:r>
-        <w:rPr>
-          <w:rFonts w:ascii="Times New Roman" w:hAnsi="Times New Roman" w:eastAsia="宋体" w:cs="Times New Roman"/>
-          <w:kern w:val="0"/>
-          <w:sz w:val="21"/>
-          <w:szCs w:val="21"/>
-        </w:rPr>
-        <w:t xml:space="preserve">&amp;nbsp;&amp;nbsp;</w:t>
-      </w:r>
-    </w:p>
-    <w:p>
-      <w:pPr>
-        <w:keepNext/>
-        <w:spacing w:before="40" w:after="40" w:line="240" w:lineRule="auto"/>
-        <w:ind w:left="0" w:right="0" w:firstLine="0"/>
-        <w:jc w:val="center"/>
-        <w:rPr>
-          <w:rFonts w:ascii="Times New Roman" w:hAnsi="Times New Roman" w:eastAsia="宋体" w:cs="Times New Roman"/>
-          <w:kern w:val="0"/>
-          <w:sz w:val="21"/>
-          <w:szCs w:val="21"/>
-        </w:rPr>
-      </w:pPr>
-      <w:r>
-        <w:rPr>
-          <w:rFonts w:ascii="Times New Roman" w:hAnsi="Times New Roman" w:eastAsia="宋体"/>
-          <w:sz w:val="21"/>
-        </w:rPr>
         <w:drawing>
           <wp:inline distT="0" distB="0" distL="0" distR="0">
-            <wp:extent cx="3132000" cy="2857500"/>
+            <wp:extent cx="403200" cy="1141200"/>
             <wp:effectExtent l="0" t="0" r="0" b="0"/>
-            <wp:docPr id="195" name="Picture 195" descr="image"/>
+            <wp:docPr id="216" name="Picture 216" descr="image"/>
             <wp:cNvGraphicFramePr>
-              <a:graphicFrameLocks xmlns:a="http://schemas.openxmlformats.org/drawingml/2006/main" noChangeAspect="1"/>
+              <a:graphicFrameLocks noChangeAspect="1"/>
             </wp:cNvGraphicFramePr>
-            <a:graphic xmlns:a="http://schemas.openxmlformats.org/drawingml/2006/main">
+            <a:graphic>
               <a:graphicData uri="http://schemas.openxmlformats.org/drawingml/2006/picture">
-                <pic:pic xmlns:pic="http://schemas.openxmlformats.org/drawingml/2006/picture">
+                <pic:pic>
                   <pic:nvPicPr>
-                    <pic:cNvPr id="195" name="Picture 195" descr="image"/>
+                    <pic:cNvPr id="216" name="Picture 216" descr="image"/>
                     <pic:cNvPicPr>
                       <a:picLocks noChangeAspect="1"/>
                     </pic:cNvPicPr>
                   </pic:nvPicPr>
                   <pic:blipFill>
-                    <a:blip r:embed="rId99|rId100"/>
+                    <a:blip r:embed="rId98"/>
                     <a:stretch>
                       <a:fillRect/>
                     </a:stretch>
@@ -10170,7 +10194,7 @@
                   <pic:spPr>
                     <a:xfrm>
                       <a:off x="0" y="0"/>
-                      <a:ext cx="3132000" cy="2857500"/>
+                      <a:ext cx="403200" cy="1141200"/>
                     </a:xfrm>
                     <a:prstGeom prst="rect">
                       <a:avLst/>
@@ -10185,17 +10209,6 @@
     </w:p>
     <w:p>
       <w:pPr>
-        <w:spacing w:before="0" w:after="0" w:line="300" w:lineRule="auto"/>
-        <w:rPr>
-          <w:rFonts w:ascii="Times New Roman" w:hAnsi="Times New Roman" w:eastAsia="宋体" w:cs="Times New Roman"/>
-          <w:kern w:val="0"/>
-          <w:sz w:val="12"/>
-          <w:szCs w:val="12"/>
-        </w:rPr>
-      </w:pPr>
-    </w:p>
-    <w:p>
-      <w:pPr>
         <w:keepNext/>
         <w:spacing w:before="40" w:after="30" w:line="300" w:lineRule="auto"/>
         <w:ind w:left="0" w:right="0" w:firstLine="0"/>
@@ -10214,7 +10227,64 @@
           <w:sz w:val="21"/>
           <w:szCs w:val="21"/>
         </w:rPr>
-        <w:t xml:space="preserve">29．鼠标移到按钮，在弹出的上拉列表中，点击按钮可以绘制新角色。（ ）</w:t>
+        <w:t xml:space="preserve">图1&amp;nbsp; &amp;nbsp;图2</w:t>
+      </w:r>
+    </w:p>
+    <w:p>
+      <w:pPr>
+        <w:spacing w:before="0" w:after="0" w:line="300" w:lineRule="auto"/>
+        <w:rPr>
+          <w:rFonts w:ascii="Times New Roman" w:hAnsi="Times New Roman" w:eastAsia="宋体" w:cs="Times New Roman"/>
+          <w:kern w:val="0"/>
+          <w:sz w:val="12"/>
+          <w:szCs w:val="12"/>
+        </w:rPr>
+      </w:pPr>
+    </w:p>
+    <w:p>
+      <w:pPr>
+        <w:keepNext/>
+        <w:spacing w:before="40" w:after="30" w:line="300" w:lineRule="auto"/>
+        <w:ind w:left="0" w:right="0" w:firstLine="0"/>
+        <w:jc w:val="left"/>
+        <w:rPr>
+          <w:rFonts w:ascii="Times New Roman" w:hAnsi="Times New Roman" w:eastAsia="宋体" w:cs="Times New Roman"/>
+          <w:kern w:val="0"/>
+          <w:sz w:val="21"/>
+          <w:szCs w:val="21"/>
+        </w:rPr>
+      </w:pPr>
+      <w:r>
+        <w:rPr>
+          <w:rFonts w:ascii="Times New Roman" w:hAnsi="Times New Roman" w:eastAsia="宋体" w:cs="Times New Roman"/>
+          <w:kern w:val="0"/>
+          <w:sz w:val="21"/>
+          <w:szCs w:val="21"/>
+        </w:rPr>
+        <w:t xml:space="preserve">28．下面舞台的程序可以播放“Dance Around”这首音乐。（ ）</w:t>
+      </w:r>
+    </w:p>
+    <w:p>
+      <w:pPr>
+        <w:keepNext/>
+        <w:spacing w:before="40" w:after="30" w:line="300" w:lineRule="auto"/>
+        <w:ind w:left="0" w:right="0" w:firstLine="0"/>
+        <w:jc w:val="left"/>
+        <w:rPr>
+          <w:rFonts w:ascii="Times New Roman" w:hAnsi="Times New Roman" w:eastAsia="宋体" w:cs="Times New Roman"/>
+          <w:kern w:val="0"/>
+          <w:sz w:val="21"/>
+          <w:szCs w:val="21"/>
+        </w:rPr>
+      </w:pPr>
+      <w:r>
+        <w:rPr>
+          <w:rFonts w:ascii="Times New Roman" w:hAnsi="Times New Roman" w:eastAsia="宋体" w:cs="Times New Roman"/>
+          <w:kern w:val="0"/>
+          <w:sz w:val="21"/>
+          <w:szCs w:val="21"/>
+        </w:rPr>
+        <w:t xml:space="preserve">&amp;nbsp;&amp;nbsp;</w:t>
       </w:r>
     </w:p>
     <w:p>
@@ -10237,23 +10307,23 @@
         </w:rPr>
         <w:drawing>
           <wp:inline distT="0" distB="0" distL="0" distR="0">
-            <wp:extent cx="3132000" cy="2857500"/>
+            <wp:extent cx="439200" cy="972000"/>
             <wp:effectExtent l="0" t="0" r="0" b="0"/>
-            <wp:docPr id="196" name="Picture 196" descr="image"/>
+            <wp:docPr id="217" name="Picture 217" descr="image"/>
             <wp:cNvGraphicFramePr>
-              <a:graphicFrameLocks xmlns:a="http://schemas.openxmlformats.org/drawingml/2006/main" noChangeAspect="1"/>
+              <a:graphicFrameLocks noChangeAspect="1"/>
             </wp:cNvGraphicFramePr>
-            <a:graphic xmlns:a="http://schemas.openxmlformats.org/drawingml/2006/main">
+            <a:graphic>
               <a:graphicData uri="http://schemas.openxmlformats.org/drawingml/2006/picture">
-                <pic:pic xmlns:pic="http://schemas.openxmlformats.org/drawingml/2006/picture">
+                <pic:pic>
                   <pic:nvPicPr>
-                    <pic:cNvPr id="196" name="Picture 196" descr="image"/>
+                    <pic:cNvPr id="217" name="Picture 217" descr="image"/>
                     <pic:cNvPicPr>
                       <a:picLocks noChangeAspect="1"/>
                     </pic:cNvPicPr>
                   </pic:nvPicPr>
                   <pic:blipFill>
-                    <a:blip r:embed="rId101|rId102"/>
+                    <a:blip r:embed="rId99"/>
                     <a:stretch>
                       <a:fillRect/>
                     </a:stretch>
@@ -10261,7 +10331,172 @@
                   <pic:spPr>
                     <a:xfrm>
                       <a:off x="0" y="0"/>
-                      <a:ext cx="3132000" cy="2857500"/>
+                      <a:ext cx="439200" cy="972000"/>
+                    </a:xfrm>
+                    <a:prstGeom prst="rect">
+                      <a:avLst/>
+                    </a:prstGeom>
+                  </pic:spPr>
+                </pic:pic>
+              </a:graphicData>
+            </a:graphic>
+          </wp:inline>
+        </w:drawing>
+        <w:drawing>
+          <wp:inline distT="0" distB="0" distL="0" distR="0">
+            <wp:extent cx="1270800" cy="579600"/>
+            <wp:effectExtent l="0" t="0" r="0" b="0"/>
+            <wp:docPr id="218" name="Picture 218" descr="image"/>
+            <wp:cNvGraphicFramePr>
+              <a:graphicFrameLocks noChangeAspect="1"/>
+            </wp:cNvGraphicFramePr>
+            <a:graphic>
+              <a:graphicData uri="http://schemas.openxmlformats.org/drawingml/2006/picture">
+                <pic:pic>
+                  <pic:nvPicPr>
+                    <pic:cNvPr id="218" name="Picture 218" descr="image"/>
+                    <pic:cNvPicPr>
+                      <a:picLocks noChangeAspect="1"/>
+                    </pic:cNvPicPr>
+                  </pic:nvPicPr>
+                  <pic:blipFill>
+                    <a:blip r:embed="rId100"/>
+                    <a:stretch>
+                      <a:fillRect/>
+                    </a:stretch>
+                  </pic:blipFill>
+                  <pic:spPr>
+                    <a:xfrm>
+                      <a:off x="0" y="0"/>
+                      <a:ext cx="1270800" cy="579600"/>
+                    </a:xfrm>
+                    <a:prstGeom prst="rect">
+                      <a:avLst/>
+                    </a:prstGeom>
+                  </pic:spPr>
+                </pic:pic>
+              </a:graphicData>
+            </a:graphic>
+          </wp:inline>
+        </w:drawing>
+      </w:r>
+    </w:p>
+    <w:p>
+      <w:pPr>
+        <w:spacing w:before="0" w:after="0" w:line="300" w:lineRule="auto"/>
+        <w:rPr>
+          <w:rFonts w:ascii="Times New Roman" w:hAnsi="Times New Roman" w:eastAsia="宋体" w:cs="Times New Roman"/>
+          <w:kern w:val="0"/>
+          <w:sz w:val="12"/>
+          <w:szCs w:val="12"/>
+        </w:rPr>
+      </w:pPr>
+    </w:p>
+    <w:p>
+      <w:pPr>
+        <w:keepNext/>
+        <w:spacing w:before="40" w:after="30" w:line="300" w:lineRule="auto"/>
+        <w:ind w:left="0" w:right="0" w:firstLine="0"/>
+        <w:jc w:val="left"/>
+        <w:rPr>
+          <w:rFonts w:ascii="Times New Roman" w:hAnsi="Times New Roman" w:eastAsia="宋体" w:cs="Times New Roman"/>
+          <w:kern w:val="0"/>
+          <w:sz w:val="21"/>
+          <w:szCs w:val="21"/>
+        </w:rPr>
+      </w:pPr>
+      <w:r>
+        <w:rPr>
+          <w:rFonts w:ascii="Times New Roman" w:hAnsi="Times New Roman" w:eastAsia="宋体" w:cs="Times New Roman"/>
+          <w:kern w:val="0"/>
+          <w:sz w:val="21"/>
+          <w:szCs w:val="21"/>
+        </w:rPr>
+        <w:t xml:space="preserve">29．鼠标移到按钮，在弹出的上拉列表中，点击按钮可以绘制新角色。（ ）</w:t>
+      </w:r>
+    </w:p>
+    <w:p>
+      <w:pPr>
+        <w:keepNext/>
+        <w:spacing w:before="40" w:after="40" w:line="240" w:lineRule="auto"/>
+        <w:ind w:left="0" w:right="0" w:firstLine="0"/>
+        <w:jc w:val="center"/>
+        <w:rPr>
+          <w:rFonts w:ascii="Times New Roman" w:hAnsi="Times New Roman" w:eastAsia="宋体" w:cs="Times New Roman"/>
+          <w:kern w:val="0"/>
+          <w:sz w:val="21"/>
+          <w:szCs w:val="21"/>
+        </w:rPr>
+      </w:pPr>
+      <w:r>
+        <w:rPr>
+          <w:rFonts w:ascii="Times New Roman" w:hAnsi="Times New Roman" w:eastAsia="宋体"/>
+          <w:sz w:val="21"/>
+        </w:rPr>
+        <w:drawing>
+          <wp:inline distT="0" distB="0" distL="0" distR="0">
+            <wp:extent cx="2526196" cy="2857500"/>
+            <wp:effectExtent l="0" t="0" r="0" b="0"/>
+            <wp:docPr id="219" name="Picture 219" descr="image"/>
+            <wp:cNvGraphicFramePr>
+              <a:graphicFrameLocks noChangeAspect="1"/>
+            </wp:cNvGraphicFramePr>
+            <a:graphic>
+              <a:graphicData uri="http://schemas.openxmlformats.org/drawingml/2006/picture">
+                <pic:pic>
+                  <pic:nvPicPr>
+                    <pic:cNvPr id="219" name="Picture 219" descr="image"/>
+                    <pic:cNvPicPr>
+                      <a:picLocks noChangeAspect="1"/>
+                    </pic:cNvPicPr>
+                  </pic:nvPicPr>
+                  <pic:blipFill>
+                    <a:blip r:embed="rId101"/>
+                    <a:stretch>
+                      <a:fillRect/>
+                    </a:stretch>
+                  </pic:blipFill>
+                  <pic:spPr>
+                    <a:xfrm>
+                      <a:off x="0" y="0"/>
+                      <a:ext cx="2526196" cy="2857500"/>
+                    </a:xfrm>
+                    <a:prstGeom prst="rect">
+                      <a:avLst/>
+                    </a:prstGeom>
+                  </pic:spPr>
+                </pic:pic>
+              </a:graphicData>
+            </a:graphic>
+          </wp:inline>
+        </w:drawing>
+        <w:drawing>
+          <wp:inline distT="0" distB="0" distL="0" distR="0">
+            <wp:extent cx="2707105" cy="2857500"/>
+            <wp:effectExtent l="0" t="0" r="0" b="0"/>
+            <wp:docPr id="220" name="Picture 220" descr="image"/>
+            <wp:cNvGraphicFramePr>
+              <a:graphicFrameLocks noChangeAspect="1"/>
+            </wp:cNvGraphicFramePr>
+            <a:graphic>
+              <a:graphicData uri="http://schemas.openxmlformats.org/drawingml/2006/picture">
+                <pic:pic>
+                  <pic:nvPicPr>
+                    <pic:cNvPr id="220" name="Picture 220" descr="image"/>
+                    <pic:cNvPicPr>
+                      <a:picLocks noChangeAspect="1"/>
+                    </pic:cNvPicPr>
+                  </pic:nvPicPr>
+                  <pic:blipFill>
+                    <a:blip r:embed="rId102"/>
+                    <a:stretch>
+                      <a:fillRect/>
+                    </a:stretch>
+                  </pic:blipFill>
+                  <pic:spPr>
+                    <a:xfrm>
+                      <a:off x="0" y="0"/>
+                      <a:ext cx="2707105" cy="2857500"/>
                     </a:xfrm>
                     <a:prstGeom prst="rect">
                       <a:avLst/>
@@ -10567,23 +10802,23 @@
         </w:rPr>
         <w:drawing>
           <wp:inline distT="0" distB="0" distL="0" distR="0">
-            <wp:extent cx="3132000" cy="2857500"/>
+            <wp:extent cx="583200" cy="504000"/>
             <wp:effectExtent l="0" t="0" r="0" b="0"/>
-            <wp:docPr id="199" name="Picture 199" descr="image"/>
+            <wp:docPr id="221" name="Picture 221" descr="image"/>
             <wp:cNvGraphicFramePr>
-              <a:graphicFrameLocks xmlns:a="http://schemas.openxmlformats.org/drawingml/2006/main" noChangeAspect="1"/>
+              <a:graphicFrameLocks noChangeAspect="1"/>
             </wp:cNvGraphicFramePr>
-            <a:graphic xmlns:a="http://schemas.openxmlformats.org/drawingml/2006/main">
+            <a:graphic>
               <a:graphicData uri="http://schemas.openxmlformats.org/drawingml/2006/picture">
-                <pic:pic xmlns:pic="http://schemas.openxmlformats.org/drawingml/2006/picture">
+                <pic:pic>
                   <pic:nvPicPr>
-                    <pic:cNvPr id="199" name="Picture 199" descr="image"/>
+                    <pic:cNvPr id="221" name="Picture 221" descr="image"/>
                     <pic:cNvPicPr>
                       <a:picLocks noChangeAspect="1"/>
                     </pic:cNvPicPr>
                   </pic:nvPicPr>
                   <pic:blipFill>
-                    <a:blip r:embed="rId105|rId106"/>
+                    <a:blip r:embed="rId105"/>
                     <a:stretch>
                       <a:fillRect/>
                     </a:stretch>
@@ -10591,7 +10826,7 @@
                   <pic:spPr>
                     <a:xfrm>
                       <a:off x="0" y="0"/>
-                      <a:ext cx="3132000" cy="2857500"/>
+                      <a:ext cx="583200" cy="504000"/>
                     </a:xfrm>
                     <a:prstGeom prst="rect">
                       <a:avLst/>
@@ -10602,79 +10837,25 @@
             </a:graphic>
           </wp:inline>
         </w:drawing>
-      </w:r>
-    </w:p>
-    <w:p>
-      <w:pPr>
-        <w:spacing w:before="0" w:after="0" w:line="300" w:lineRule="auto"/>
-        <w:rPr>
-          <w:rFonts w:ascii="Times New Roman" w:hAnsi="Times New Roman" w:eastAsia="宋体" w:cs="Times New Roman"/>
-          <w:kern w:val="0"/>
-          <w:sz w:val="12"/>
-          <w:szCs w:val="12"/>
-        </w:rPr>
-      </w:pPr>
-    </w:p>
-    <w:p>
-      <w:pPr>
-        <w:keepNext/>
-        <w:spacing w:before="40" w:after="30" w:line="300" w:lineRule="auto"/>
-        <w:ind w:left="0" w:right="0" w:firstLine="0"/>
-        <w:jc w:val="left"/>
-        <w:rPr>
-          <w:rFonts w:ascii="Times New Roman" w:hAnsi="Times New Roman" w:eastAsia="宋体" w:cs="Times New Roman"/>
-          <w:kern w:val="0"/>
-          <w:sz w:val="21"/>
-          <w:szCs w:val="21"/>
-        </w:rPr>
-      </w:pPr>
-      <w:r>
-        <w:rPr>
-          <w:rFonts w:ascii="Times New Roman" w:hAnsi="Times New Roman" w:eastAsia="宋体" w:cs="Times New Roman"/>
-          <w:kern w:val="0"/>
-          <w:sz w:val="21"/>
-          <w:szCs w:val="21"/>
-        </w:rPr>
-        <w:t xml:space="preserve">34．点击图1或图2按钮都可以可以“选择一个背景”。（ ）</w:t>
-      </w:r>
-    </w:p>
-    <w:p>
-      <w:pPr>
-        <w:keepNext/>
-        <w:spacing w:before="40" w:after="40" w:line="240" w:lineRule="auto"/>
-        <w:ind w:left="0" w:right="0" w:firstLine="0"/>
-        <w:jc w:val="center"/>
-        <w:rPr>
-          <w:rFonts w:ascii="Times New Roman" w:hAnsi="Times New Roman" w:eastAsia="宋体" w:cs="Times New Roman"/>
-          <w:kern w:val="0"/>
-          <w:sz w:val="21"/>
-          <w:szCs w:val="21"/>
-        </w:rPr>
-      </w:pPr>
-      <w:r>
-        <w:rPr>
-          <w:rFonts w:ascii="Times New Roman" w:hAnsi="Times New Roman" w:eastAsia="宋体"/>
-          <w:sz w:val="21"/>
-        </w:rPr>
         <w:drawing>
           <wp:inline distT="0" distB="0" distL="0" distR="0">
-            <wp:extent cx="3132000" cy="2857500"/>
+            <wp:extent cx="590400" cy="453600"/>
             <wp:effectExtent l="0" t="0" r="0" b="0"/>
-            <wp:docPr id="200" name="Picture 200" descr="image"/>
+            <wp:docPr id="222" name="Picture 222" descr="image"/>
             <wp:cNvGraphicFramePr>
-              <a:graphicFrameLocks xmlns:a="http://schemas.openxmlformats.org/drawingml/2006/main" noChangeAspect="1"/>
+              <a:graphicFrameLocks noChangeAspect="1"/>
             </wp:cNvGraphicFramePr>
-            <a:graphic xmlns:a="http://schemas.openxmlformats.org/drawingml/2006/main">
+            <a:graphic>
               <a:graphicData uri="http://schemas.openxmlformats.org/drawingml/2006/picture">
-                <pic:pic xmlns:pic="http://schemas.openxmlformats.org/drawingml/2006/picture">
+                <pic:pic>
                   <pic:nvPicPr>
-                    <pic:cNvPr id="200" name="Picture 200" descr="image"/>
+                    <pic:cNvPr id="222" name="Picture 222" descr="image"/>
                     <pic:cNvPicPr>
                       <a:picLocks noChangeAspect="1"/>
                     </pic:cNvPicPr>
                   </pic:nvPicPr>
                   <pic:blipFill>
-                    <a:blip r:embed="rId107|rId108"/>
+                    <a:blip r:embed="rId106"/>
                     <a:stretch>
                       <a:fillRect/>
                     </a:stretch>
@@ -10682,7 +10863,135 @@
                   <pic:spPr>
                     <a:xfrm>
                       <a:off x="0" y="0"/>
-                      <a:ext cx="3132000" cy="2857500"/>
+                      <a:ext cx="590400" cy="453600"/>
+                    </a:xfrm>
+                    <a:prstGeom prst="rect">
+                      <a:avLst/>
+                    </a:prstGeom>
+                  </pic:spPr>
+                </pic:pic>
+              </a:graphicData>
+            </a:graphic>
+          </wp:inline>
+        </w:drawing>
+      </w:r>
+    </w:p>
+    <w:p>
+      <w:pPr>
+        <w:spacing w:before="0" w:after="0" w:line="300" w:lineRule="auto"/>
+        <w:rPr>
+          <w:rFonts w:ascii="Times New Roman" w:hAnsi="Times New Roman" w:eastAsia="宋体" w:cs="Times New Roman"/>
+          <w:kern w:val="0"/>
+          <w:sz w:val="12"/>
+          <w:szCs w:val="12"/>
+        </w:rPr>
+      </w:pPr>
+    </w:p>
+    <w:p>
+      <w:pPr>
+        <w:keepNext/>
+        <w:spacing w:before="40" w:after="30" w:line="300" w:lineRule="auto"/>
+        <w:ind w:left="0" w:right="0" w:firstLine="0"/>
+        <w:jc w:val="left"/>
+        <w:rPr>
+          <w:rFonts w:ascii="Times New Roman" w:hAnsi="Times New Roman" w:eastAsia="宋体" w:cs="Times New Roman"/>
+          <w:kern w:val="0"/>
+          <w:sz w:val="21"/>
+          <w:szCs w:val="21"/>
+        </w:rPr>
+      </w:pPr>
+      <w:r>
+        <w:rPr>
+          <w:rFonts w:ascii="Times New Roman" w:hAnsi="Times New Roman" w:eastAsia="宋体" w:cs="Times New Roman"/>
+          <w:kern w:val="0"/>
+          <w:sz w:val="21"/>
+          <w:szCs w:val="21"/>
+        </w:rPr>
+        <w:t xml:space="preserve">34．点击图1或图2按钮都可以可以“选择一个背景”。（ ）</w:t>
+      </w:r>
+    </w:p>
+    <w:p>
+      <w:pPr>
+        <w:keepNext/>
+        <w:spacing w:before="40" w:after="40" w:line="240" w:lineRule="auto"/>
+        <w:ind w:left="0" w:right="0" w:firstLine="0"/>
+        <w:jc w:val="center"/>
+        <w:rPr>
+          <w:rFonts w:ascii="Times New Roman" w:hAnsi="Times New Roman" w:eastAsia="宋体" w:cs="Times New Roman"/>
+          <w:kern w:val="0"/>
+          <w:sz w:val="21"/>
+          <w:szCs w:val="21"/>
+        </w:rPr>
+      </w:pPr>
+      <w:r>
+        <w:rPr>
+          <w:rFonts w:ascii="Times New Roman" w:hAnsi="Times New Roman" w:eastAsia="宋体"/>
+          <w:sz w:val="21"/>
+        </w:rPr>
+        <w:drawing>
+          <wp:inline distT="0" distB="0" distL="0" distR="0">
+            <wp:extent cx="190800" cy="198000"/>
+            <wp:effectExtent l="0" t="0" r="0" b="0"/>
+            <wp:docPr id="223" name="Picture 223" descr="image"/>
+            <wp:cNvGraphicFramePr>
+              <a:graphicFrameLocks noChangeAspect="1"/>
+            </wp:cNvGraphicFramePr>
+            <a:graphic>
+              <a:graphicData uri="http://schemas.openxmlformats.org/drawingml/2006/picture">
+                <pic:pic>
+                  <pic:nvPicPr>
+                    <pic:cNvPr id="223" name="Picture 223" descr="image"/>
+                    <pic:cNvPicPr>
+                      <a:picLocks noChangeAspect="1"/>
+                    </pic:cNvPicPr>
+                  </pic:nvPicPr>
+                  <pic:blipFill>
+                    <a:blip r:embed="rId107"/>
+                    <a:stretch>
+                      <a:fillRect/>
+                    </a:stretch>
+                  </pic:blipFill>
+                  <pic:spPr>
+                    <a:xfrm>
+                      <a:off x="0" y="0"/>
+                      <a:ext cx="190800" cy="198000"/>
+                    </a:xfrm>
+                    <a:prstGeom prst="rect">
+                      <a:avLst/>
+                    </a:prstGeom>
+                  </pic:spPr>
+                </pic:pic>
+              </a:graphicData>
+            </a:graphic>
+          </wp:inline>
+        </w:drawing>
+        <w:drawing>
+          <wp:inline distT="0" distB="0" distL="0" distR="0">
+            <wp:extent cx="316800" cy="493200"/>
+            <wp:effectExtent l="0" t="0" r="0" b="0"/>
+            <wp:docPr id="224" name="Picture 224" descr="image"/>
+            <wp:cNvGraphicFramePr>
+              <a:graphicFrameLocks noChangeAspect="1"/>
+            </wp:cNvGraphicFramePr>
+            <a:graphic>
+              <a:graphicData uri="http://schemas.openxmlformats.org/drawingml/2006/picture">
+                <pic:pic>
+                  <pic:nvPicPr>
+                    <pic:cNvPr id="224" name="Picture 224" descr="image"/>
+                    <pic:cNvPicPr>
+                      <a:picLocks noChangeAspect="1"/>
+                    </pic:cNvPicPr>
+                  </pic:nvPicPr>
+                  <pic:blipFill>
+                    <a:blip r:embed="rId108"/>
+                    <a:stretch>
+                      <a:fillRect/>
+                    </a:stretch>
+                  </pic:blipFill>
+                  <pic:spPr>
+                    <a:xfrm>
+                      <a:off x="0" y="0"/>
+                      <a:ext cx="316800" cy="493200"/>
                     </a:xfrm>
                     <a:prstGeom prst="rect">
                       <a:avLst/>
@@ -11315,23 +11624,23 @@
         </w:rPr>
         <w:drawing>
           <wp:inline distT="0" distB="0" distL="0" distR="0">
-            <wp:extent cx="3132000" cy="2857500"/>
+            <wp:extent cx="1238124" cy="2857500"/>
             <wp:effectExtent l="0" t="0" r="0" b="0"/>
-            <wp:docPr id="202" name="Picture 202" descr="image"/>
+            <wp:docPr id="225" name="Picture 225" descr="image"/>
             <wp:cNvGraphicFramePr>
-              <a:graphicFrameLocks xmlns:a="http://schemas.openxmlformats.org/drawingml/2006/main" noChangeAspect="1"/>
+              <a:graphicFrameLocks noChangeAspect="1"/>
             </wp:cNvGraphicFramePr>
-            <a:graphic xmlns:a="http://schemas.openxmlformats.org/drawingml/2006/main">
+            <a:graphic>
               <a:graphicData uri="http://schemas.openxmlformats.org/drawingml/2006/picture">
-                <pic:pic xmlns:pic="http://schemas.openxmlformats.org/drawingml/2006/picture">
+                <pic:pic>
                   <pic:nvPicPr>
-                    <pic:cNvPr id="202" name="Picture 202" descr="image"/>
+                    <pic:cNvPr id="225" name="Picture 225" descr="image"/>
                     <pic:cNvPicPr>
                       <a:picLocks noChangeAspect="1"/>
                     </pic:cNvPicPr>
                   </pic:nvPicPr>
                   <pic:blipFill>
-                    <a:blip r:embed="rId110|rId111"/>
+                    <a:blip r:embed="rId110"/>
                     <a:stretch>
                       <a:fillRect/>
                     </a:stretch>
@@ -11339,7 +11648,44 @@
                   <pic:spPr>
                     <a:xfrm>
                       <a:off x="0" y="0"/>
-                      <a:ext cx="3132000" cy="2857500"/>
+                      <a:ext cx="1238124" cy="2857500"/>
+                    </a:xfrm>
+                    <a:prstGeom prst="rect">
+                      <a:avLst/>
+                    </a:prstGeom>
+                  </pic:spPr>
+                </pic:pic>
+              </a:graphicData>
+            </a:graphic>
+          </wp:inline>
+        </w:drawing>
+        <w:drawing>
+          <wp:inline distT="0" distB="0" distL="0" distR="0">
+            <wp:extent cx="1374121" cy="2857500"/>
+            <wp:effectExtent l="0" t="0" r="0" b="0"/>
+            <wp:docPr id="226" name="Picture 226" descr="image"/>
+            <wp:cNvGraphicFramePr>
+              <a:graphicFrameLocks noChangeAspect="1"/>
+            </wp:cNvGraphicFramePr>
+            <a:graphic>
+              <a:graphicData uri="http://schemas.openxmlformats.org/drawingml/2006/picture">
+                <pic:pic>
+                  <pic:nvPicPr>
+                    <pic:cNvPr id="226" name="Picture 226" descr="image"/>
+                    <pic:cNvPicPr>
+                      <a:picLocks noChangeAspect="1"/>
+                    </pic:cNvPicPr>
+                  </pic:nvPicPr>
+                  <pic:blipFill>
+                    <a:blip r:embed="rId111"/>
+                    <a:stretch>
+                      <a:fillRect/>
+                    </a:stretch>
+                  </pic:blipFill>
+                  <pic:spPr>
+                    <a:xfrm>
+                      <a:off x="0" y="0"/>
+                      <a:ext cx="1374121" cy="2857500"/>
                     </a:xfrm>
                     <a:prstGeom prst="rect">
                       <a:avLst/>
@@ -11532,23 +11878,23 @@
         </w:rPr>
         <w:drawing>
           <wp:inline distT="0" distB="0" distL="0" distR="0">
-            <wp:extent cx="3132000" cy="1905000"/>
+            <wp:extent cx="964800" cy="720000"/>
             <wp:effectExtent l="0" t="0" r="0" b="0"/>
-            <wp:docPr id="204" name="Picture 204" descr="image"/>
+            <wp:docPr id="227" name="Picture 227" descr="image"/>
             <wp:cNvGraphicFramePr>
-              <a:graphicFrameLocks xmlns:a="http://schemas.openxmlformats.org/drawingml/2006/main" noChangeAspect="1"/>
+              <a:graphicFrameLocks noChangeAspect="1"/>
             </wp:cNvGraphicFramePr>
-            <a:graphic xmlns:a="http://schemas.openxmlformats.org/drawingml/2006/main">
+            <a:graphic>
               <a:graphicData uri="http://schemas.openxmlformats.org/drawingml/2006/picture">
-                <pic:pic xmlns:pic="http://schemas.openxmlformats.org/drawingml/2006/picture">
+                <pic:pic>
                   <pic:nvPicPr>
-                    <pic:cNvPr id="204" name="Picture 204" descr="image"/>
+                    <pic:cNvPr id="227" name="Picture 227" descr="image"/>
                     <pic:cNvPicPr>
                       <a:picLocks noChangeAspect="1"/>
                     </pic:cNvPicPr>
                   </pic:nvPicPr>
                   <pic:blipFill>
-                    <a:blip r:embed="rId113|rId114"/>
+                    <a:blip r:embed="rId113"/>
                     <a:stretch>
                       <a:fillRect/>
                     </a:stretch>
@@ -11556,7 +11902,7 @@
                   <pic:spPr>
                     <a:xfrm>
                       <a:off x="0" y="0"/>
-                      <a:ext cx="3132000" cy="1905000"/>
+                      <a:ext cx="964800" cy="720000"/>
                     </a:xfrm>
                     <a:prstGeom prst="rect">
                       <a:avLst/>
@@ -11567,91 +11913,25 @@
             </a:graphic>
           </wp:inline>
         </w:drawing>
-      </w:r>
-    </w:p>
-    <w:p>
-      <w:pPr>
-        <w:keepNext/>
-        <w:spacing w:before="40" w:after="30" w:line="300" w:lineRule="auto"/>
-        <w:ind w:left="0" w:right="0" w:firstLine="0"/>
-        <w:jc w:val="left"/>
-        <w:rPr>
-          <w:rFonts w:ascii="Times New Roman" w:hAnsi="Times New Roman" w:eastAsia="宋体" w:cs="Times New Roman"/>
-          <w:kern w:val="0"/>
-          <w:sz w:val="21"/>
-          <w:szCs w:val="21"/>
-        </w:rPr>
-      </w:pPr>
-      <w:r>
-        <w:rPr>
-          <w:rFonts w:ascii="Times New Roman" w:hAnsi="Times New Roman" w:eastAsia="宋体" w:cs="Times New Roman"/>
-          <w:kern w:val="0"/>
-          <w:sz w:val="21"/>
-          <w:szCs w:val="21"/>
-        </w:rPr>
-        <w:t xml:space="preserve">&amp;nbsp; &amp;nbsp; &amp;nbsp;图2&amp;nbsp; &amp;nbsp; &amp;nbsp; &amp;nbsp; &amp;nbsp; &amp;nbsp; &amp;nbsp; &amp;nbsp; &amp;nbsp; &amp;nbsp; &amp;nbsp; &amp;nbsp; 图3</w:t>
-      </w:r>
-    </w:p>
-    <w:p>
-      <w:pPr>
-        <w:keepNext/>
-        <w:spacing w:before="40" w:after="30" w:line="300" w:lineRule="auto"/>
-        <w:ind w:left="0" w:right="0" w:firstLine="0"/>
-        <w:jc w:val="left"/>
-        <w:rPr>
-          <w:rFonts w:ascii="Times New Roman" w:hAnsi="Times New Roman" w:eastAsia="宋体" w:cs="Times New Roman"/>
-          <w:kern w:val="0"/>
-          <w:sz w:val="21"/>
-          <w:szCs w:val="21"/>
-        </w:rPr>
-      </w:pPr>
-      <w:r>
-        <w:rPr>
-          <w:rFonts w:ascii="Times New Roman" w:hAnsi="Times New Roman" w:eastAsia="宋体" w:cs="Times New Roman"/>
-          <w:kern w:val="0"/>
-          <w:sz w:val="21"/>
-          <w:szCs w:val="21"/>
-        </w:rPr>
-        <w:t xml:space="preserve">&amp;nbsp;</w:t>
-      </w:r>
-    </w:p>
-    <w:p>
-      <w:pPr>
-        <w:keepNext/>
-        <w:spacing w:before="40" w:after="40" w:line="240" w:lineRule="auto"/>
-        <w:ind w:left="0" w:right="0" w:firstLine="0"/>
-        <w:jc w:val="center"/>
-        <w:rPr>
-          <w:rFonts w:ascii="Times New Roman" w:hAnsi="Times New Roman" w:eastAsia="宋体" w:cs="Times New Roman"/>
-          <w:kern w:val="0"/>
-          <w:sz w:val="21"/>
-          <w:szCs w:val="21"/>
-        </w:rPr>
-      </w:pPr>
-      <w:r>
-        <w:rPr>
-          <w:rFonts w:ascii="Times New Roman" w:hAnsi="Times New Roman" w:eastAsia="宋体"/>
-          <w:sz w:val="21"/>
-        </w:rPr>
         <w:drawing>
           <wp:inline distT="0" distB="0" distL="0" distR="0">
-            <wp:extent cx="3132000" cy="1905000"/>
+            <wp:extent cx="954000" cy="720000"/>
             <wp:effectExtent l="0" t="0" r="0" b="0"/>
-            <wp:docPr id="205" name="Picture 205" descr="image"/>
+            <wp:docPr id="228" name="Picture 228" descr="image"/>
             <wp:cNvGraphicFramePr>
-              <a:graphicFrameLocks xmlns:a="http://schemas.openxmlformats.org/drawingml/2006/main" noChangeAspect="1"/>
+              <a:graphicFrameLocks noChangeAspect="1"/>
             </wp:cNvGraphicFramePr>
-            <a:graphic xmlns:a="http://schemas.openxmlformats.org/drawingml/2006/main">
+            <a:graphic>
               <a:graphicData uri="http://schemas.openxmlformats.org/drawingml/2006/picture">
-                <pic:pic xmlns:pic="http://schemas.openxmlformats.org/drawingml/2006/picture">
+                <pic:pic>
                   <pic:nvPicPr>
-                    <pic:cNvPr id="205" name="Picture 205" descr="image"/>
+                    <pic:cNvPr id="228" name="Picture 228" descr="image"/>
                     <pic:cNvPicPr>
                       <a:picLocks noChangeAspect="1"/>
                     </pic:cNvPicPr>
                   </pic:nvPicPr>
                   <pic:blipFill>
-                    <a:blip r:embed="rId115|rId116"/>
+                    <a:blip r:embed="rId114"/>
                     <a:stretch>
                       <a:fillRect/>
                     </a:stretch>
@@ -11659,7 +11939,147 @@
                   <pic:spPr>
                     <a:xfrm>
                       <a:off x="0" y="0"/>
-                      <a:ext cx="3132000" cy="1905000"/>
+                      <a:ext cx="954000" cy="720000"/>
+                    </a:xfrm>
+                    <a:prstGeom prst="rect">
+                      <a:avLst/>
+                    </a:prstGeom>
+                  </pic:spPr>
+                </pic:pic>
+              </a:graphicData>
+            </a:graphic>
+          </wp:inline>
+        </w:drawing>
+      </w:r>
+    </w:p>
+    <w:p>
+      <w:pPr>
+        <w:keepNext/>
+        <w:spacing w:before="40" w:after="30" w:line="300" w:lineRule="auto"/>
+        <w:ind w:left="0" w:right="0" w:firstLine="0"/>
+        <w:jc w:val="left"/>
+        <w:rPr>
+          <w:rFonts w:ascii="Times New Roman" w:hAnsi="Times New Roman" w:eastAsia="宋体" w:cs="Times New Roman"/>
+          <w:kern w:val="0"/>
+          <w:sz w:val="21"/>
+          <w:szCs w:val="21"/>
+        </w:rPr>
+      </w:pPr>
+      <w:r>
+        <w:rPr>
+          <w:rFonts w:ascii="Times New Roman" w:hAnsi="Times New Roman" w:eastAsia="宋体" w:cs="Times New Roman"/>
+          <w:kern w:val="0"/>
+          <w:sz w:val="21"/>
+          <w:szCs w:val="21"/>
+        </w:rPr>
+        <w:t xml:space="preserve">&amp;nbsp; &amp;nbsp; &amp;nbsp;图2&amp;nbsp; &amp;nbsp; &amp;nbsp; &amp;nbsp; &amp;nbsp; &amp;nbsp; &amp;nbsp; &amp;nbsp; &amp;nbsp; &amp;nbsp; &amp;nbsp; &amp;nbsp; 图3</w:t>
+      </w:r>
+    </w:p>
+    <w:p>
+      <w:pPr>
+        <w:keepNext/>
+        <w:spacing w:before="40" w:after="30" w:line="300" w:lineRule="auto"/>
+        <w:ind w:left="0" w:right="0" w:firstLine="0"/>
+        <w:jc w:val="left"/>
+        <w:rPr>
+          <w:rFonts w:ascii="Times New Roman" w:hAnsi="Times New Roman" w:eastAsia="宋体" w:cs="Times New Roman"/>
+          <w:kern w:val="0"/>
+          <w:sz w:val="21"/>
+          <w:szCs w:val="21"/>
+        </w:rPr>
+      </w:pPr>
+      <w:r>
+        <w:rPr>
+          <w:rFonts w:ascii="Times New Roman" w:hAnsi="Times New Roman" w:eastAsia="宋体" w:cs="Times New Roman"/>
+          <w:kern w:val="0"/>
+          <w:sz w:val="21"/>
+          <w:szCs w:val="21"/>
+        </w:rPr>
+        <w:t xml:space="preserve">&amp;nbsp;</w:t>
+      </w:r>
+    </w:p>
+    <w:p>
+      <w:pPr>
+        <w:keepNext/>
+        <w:spacing w:before="40" w:after="40" w:line="240" w:lineRule="auto"/>
+        <w:ind w:left="0" w:right="0" w:firstLine="0"/>
+        <w:jc w:val="center"/>
+        <w:rPr>
+          <w:rFonts w:ascii="Times New Roman" w:hAnsi="Times New Roman" w:eastAsia="宋体" w:cs="Times New Roman"/>
+          <w:kern w:val="0"/>
+          <w:sz w:val="21"/>
+          <w:szCs w:val="21"/>
+        </w:rPr>
+      </w:pPr>
+      <w:r>
+        <w:rPr>
+          <w:rFonts w:ascii="Times New Roman" w:hAnsi="Times New Roman" w:eastAsia="宋体"/>
+          <w:sz w:val="21"/>
+        </w:rPr>
+        <w:drawing>
+          <wp:inline distT="0" distB="0" distL="0" distR="0">
+            <wp:extent cx="961200" cy="720000"/>
+            <wp:effectExtent l="0" t="0" r="0" b="0"/>
+            <wp:docPr id="229" name="Picture 229" descr="image"/>
+            <wp:cNvGraphicFramePr>
+              <a:graphicFrameLocks noChangeAspect="1"/>
+            </wp:cNvGraphicFramePr>
+            <a:graphic>
+              <a:graphicData uri="http://schemas.openxmlformats.org/drawingml/2006/picture">
+                <pic:pic>
+                  <pic:nvPicPr>
+                    <pic:cNvPr id="229" name="Picture 229" descr="image"/>
+                    <pic:cNvPicPr>
+                      <a:picLocks noChangeAspect="1"/>
+                    </pic:cNvPicPr>
+                  </pic:nvPicPr>
+                  <pic:blipFill>
+                    <a:blip r:embed="rId115"/>
+                    <a:stretch>
+                      <a:fillRect/>
+                    </a:stretch>
+                  </pic:blipFill>
+                  <pic:spPr>
+                    <a:xfrm>
+                      <a:off x="0" y="0"/>
+                      <a:ext cx="961200" cy="720000"/>
+                    </a:xfrm>
+                    <a:prstGeom prst="rect">
+                      <a:avLst/>
+                    </a:prstGeom>
+                  </pic:spPr>
+                </pic:pic>
+              </a:graphicData>
+            </a:graphic>
+          </wp:inline>
+        </w:drawing>
+        <w:drawing>
+          <wp:inline distT="0" distB="0" distL="0" distR="0">
+            <wp:extent cx="957600" cy="720000"/>
+            <wp:effectExtent l="0" t="0" r="0" b="0"/>
+            <wp:docPr id="230" name="Picture 230" descr="image"/>
+            <wp:cNvGraphicFramePr>
+              <a:graphicFrameLocks noChangeAspect="1"/>
+            </wp:cNvGraphicFramePr>
+            <a:graphic>
+              <a:graphicData uri="http://schemas.openxmlformats.org/drawingml/2006/picture">
+                <pic:pic>
+                  <pic:nvPicPr>
+                    <pic:cNvPr id="230" name="Picture 230" descr="image"/>
+                    <pic:cNvPicPr>
+                      <a:picLocks noChangeAspect="1"/>
+                    </pic:cNvPicPr>
+                  </pic:nvPicPr>
+                  <pic:blipFill>
+                    <a:blip r:embed="rId116"/>
+                    <a:stretch>
+                      <a:fillRect/>
+                    </a:stretch>
+                  </pic:blipFill>
+                  <pic:spPr>
+                    <a:xfrm>
+                      <a:off x="0" y="0"/>
+                      <a:ext cx="957600" cy="720000"/>
                     </a:xfrm>
                     <a:prstGeom prst="rect">
                       <a:avLst/>
@@ -13826,7 +14246,7 @@
 </w:document>
 </file>
 
-<file path=word\footer1.xml><?xml version="1.0" encoding="utf-8"?>
+<file path=word/footer1.xml><?xml version="1.0" encoding="utf-8"?>
 <w:ftr xmlns:w="http://schemas.openxmlformats.org/wordprocessingml/2006/main">
   <w:p>
     <w:pPr>
@@ -13906,45 +14326,6 @@
 </w:ftr>
 </file>
 
-<file path=word\settings.xml><?xml version="1.0" encoding="utf-8"?>
-<w:settings xmlns:o="urn:schemas-microsoft-com:office:office" xmlns:r="http://schemas.openxmlformats.org/officeDocument/2006/relationships" xmlns:m="http://schemas.openxmlformats.org/officeDocument/2006/math" xmlns:v="urn:schemas-microsoft-com:vml" xmlns:w10="urn:schemas-microsoft-com:office:word" xmlns:w="http://schemas.openxmlformats.org/wordprocessingml/2006/main" xmlns:sl="http://schemas.openxmlformats.org/schemaLibrary/2006/main">
-  <w:zoom w:val="none" w:percent="100"/>
-  <w:bordersDoNotSurroundHeader w:val="0"/>
-  <w:bordersDoNotSurroundFooter w:val="0"/>
-  <w:defaultTabStop w:val="420"/>
-  <w:drawingGridVerticalSpacing w:val="156"/>
-  <w:displayHorizontalDrawingGridEvery w:val="0"/>
-  <w:displayVerticalDrawingGridEvery w:val="2"/>
-  <w:characterSpacingControl w:val="compressPunctuation"/>
-  <w:compat>
-    <w:spaceForUL w:val="0"/>
-    <w:balanceSingleByteDoubleByteWidth w:val="0"/>
-    <w:doNotLeaveBackslashAlone w:val="0"/>
-    <w:ulTrailSpace w:val="0"/>
-    <w:doNotExpandShiftReturn w:val="0"/>
-    <w:adjustLineHeightInTable w:val="0"/>
-    <w:useFELayout w:val="0"/>
-  </w:compat>
-  <w:rsids/>
-  <m:mathPr>
-    <m:mathFont m:val="Cambria Math"/>
-    <m:brkBin m:val="before"/>
-    <m:brkBinSub m:val="--"/>
-    <m:smallFrac m:val="0"/>
-    <m:lMargin m:val="0"/>
-    <m:rMargin m:val="0"/>
-    <m:defJc m:val="centerGroup"/>
-    <m:wrapIndent m:val="1440"/>
-    <m:intLim m:val="subSup"/>
-    <m:naryLim m:val="undOvr"/>
-  </m:mathPr>
-  <w:themeFontLang w:val="en-US" w:eastAsia="zh-CN"/>
-  <w:clrSchemeMapping w:bg1="light1" w:t1="dark1" w:bg2="light2" w:t2="dark2" w:accent1="accent1" w:accent2="accent2" w:accent3="accent3" w:accent4="accent4" w:accent5="accent5" w:accent6="accent6" w:hyperlink="hyperlink" w:followedHyperlink="followedHyperlink"/>
-  <w:decimalSymbol w:val="."/>
-  <w:listSeparator w:val=","/>
-</w:settings>
-</file>
-
-<file path=word\styles.xml><?xml version="1.0" encoding="utf-8"?>
+<file path=word/styles.xml><?xml version="1.0" encoding="utf-8"?>
 <w:styles xmlns:r="http://schemas.openxmlformats.org/officeDocument/2006/relationships" xmlns:w="http://schemas.openxmlformats.org/wordprocessingml/2006/main"/>
 </file>